--- a/backend/tools/Journal/output/template_test/test_jcef.docx
+++ b/backend/tools/Journal/output/template_test/test_jcef.docx
@@ -704,6 +704,7 @@
           <w:sz w:val="19"/>
           <w:szCs w:val="19"/>
         </w:rPr>
+        <w:t>Vaswani, A. et al. (2017) "Attention is All You Need,".</w:t>
       </w:r>
     </w:p>
     <w:p>
@@ -719,6 +720,7 @@
           <w:sz w:val="19"/>
           <w:szCs w:val="19"/>
         </w:rPr>
+        <w:t>Devlin, J. et al. (2018) "BERT: Pre-training of Deep Bidirectional Transformers,".</w:t>
       </w:r>
     </w:p>
     <w:p>
@@ -734,6 +736,7 @@
           <w:sz w:val="19"/>
           <w:szCs w:val="19"/>
         </w:rPr>
+        <w:t>Brown, T. et al. (2020) "Language Models are Few-Shot Learners,".</w:t>
       </w:r>
     </w:p>
     <w:p>
@@ -749,6 +752,7 @@
           <w:sz w:val="19"/>
           <w:szCs w:val="19"/>
         </w:rPr>
+        <w:t>Mikolov, T. et al. (2013) "Distributed Representations of Words,".</w:t>
       </w:r>
     </w:p>
     <w:p>
@@ -764,6 +768,7 @@
           <w:sz w:val="19"/>
           <w:szCs w:val="19"/>
         </w:rPr>
+        <w:t>Hochreiter, S. et al. (1997) "Long Short-Term Memory,".</w:t>
       </w:r>
     </w:p>
     <w:sectPr>
